--- a/demarchesinstallationgpt.docx
+++ b/demarchesinstallationgpt.docx
@@ -40,7 +40,7 @@
     <w:p>
       <w:r>
         <w:pict w14:anchorId="5CB049E5">
-          <v:rect id="_x0000_i1061" style="width:0;height:1.5pt" o:hralign="center" o:hrstd="t" o:hr="t" fillcolor="#a0a0a0" stroked="f"/>
+          <v:rect id="_x0000_i1025" style="width:0;height:1.5pt" o:hralign="center" o:hrstd="t" o:hr="t" fillcolor="#a0a0a0" stroked="f"/>
         </w:pict>
       </w:r>
     </w:p>
@@ -126,10 +126,10 @@
         <w:tblLook w:val="04A0" w:firstRow="1" w:lastRow="0" w:firstColumn="1" w:lastColumn="0" w:noHBand="0" w:noVBand="1"/>
       </w:tblPr>
       <w:tblGrid>
-        <w:gridCol w:w="1825"/>
-        <w:gridCol w:w="1846"/>
-        <w:gridCol w:w="3217"/>
-        <w:gridCol w:w="2472"/>
+        <w:gridCol w:w="2091"/>
+        <w:gridCol w:w="2315"/>
+        <w:gridCol w:w="4569"/>
+        <w:gridCol w:w="3265"/>
       </w:tblGrid>
       <w:tr>
         <w:trPr>
@@ -660,7 +660,7 @@
     <w:p>
       <w:r>
         <w:pict w14:anchorId="720FC78E">
-          <v:rect id="_x0000_i1062" style="width:0;height:1.5pt" o:hralign="center" o:hrstd="t" o:hr="t" fillcolor="#a0a0a0" stroked="f"/>
+          <v:rect id="_x0000_i1026" style="width:0;height:1.5pt" o:hralign="center" o:hrstd="t" o:hr="t" fillcolor="#a0a0a0" stroked="f"/>
         </w:pict>
       </w:r>
     </w:p>
@@ -716,10 +716,10 @@
         <w:tblLook w:val="04A0" w:firstRow="1" w:lastRow="0" w:firstColumn="1" w:lastColumn="0" w:noHBand="0" w:noVBand="1"/>
       </w:tblPr>
       <w:tblGrid>
-        <w:gridCol w:w="1499"/>
-        <w:gridCol w:w="2576"/>
-        <w:gridCol w:w="3172"/>
-        <w:gridCol w:w="2113"/>
+        <w:gridCol w:w="1705"/>
+        <w:gridCol w:w="3100"/>
+        <w:gridCol w:w="4737"/>
+        <w:gridCol w:w="2698"/>
       </w:tblGrid>
       <w:tr>
         <w:trPr>
@@ -986,6 +986,7 @@
           </w:tcPr>
           <w:p>
             <w:r>
+              <w:lastRenderedPageBreak/>
               <w:t>Guichet unique</w:t>
             </w:r>
           </w:p>
@@ -1162,15 +1163,7 @@
           </w:tcPr>
           <w:p>
             <w:r>
-              <w:t xml:space="preserve">Organisme certificateur AB (Ecocert, </w:t>
-            </w:r>
-            <w:proofErr w:type="spellStart"/>
-            <w:r>
-              <w:t>Certipaq</w:t>
-            </w:r>
-            <w:proofErr w:type="spellEnd"/>
-            <w:r>
-              <w:t>…)</w:t>
+              <w:t>Organisme certificateur AB (Ecocert, Certipaq…)</w:t>
             </w:r>
           </w:p>
         </w:tc>
@@ -1263,7 +1256,7 @@
     <w:p>
       <w:r>
         <w:pict w14:anchorId="62678BF8">
-          <v:rect id="_x0000_i1063" style="width:0;height:1.5pt" o:hralign="center" o:hrstd="t" o:hr="t" fillcolor="#a0a0a0" stroked="f"/>
+          <v:rect id="_x0000_i1027" style="width:0;height:1.5pt" o:hralign="center" o:hrstd="t" o:hr="t" fillcolor="#a0a0a0" stroked="f"/>
         </w:pict>
       </w:r>
     </w:p>
@@ -1312,10 +1305,10 @@
         <w:tblLook w:val="04A0" w:firstRow="1" w:lastRow="0" w:firstColumn="1" w:lastColumn="0" w:noHBand="0" w:noVBand="1"/>
       </w:tblPr>
       <w:tblGrid>
-        <w:gridCol w:w="1842"/>
-        <w:gridCol w:w="2057"/>
-        <w:gridCol w:w="2774"/>
-        <w:gridCol w:w="2687"/>
+        <w:gridCol w:w="2288"/>
+        <w:gridCol w:w="2587"/>
+        <w:gridCol w:w="3791"/>
+        <w:gridCol w:w="3574"/>
       </w:tblGrid>
       <w:tr>
         <w:trPr>
@@ -1576,7 +1569,7 @@
     <w:p>
       <w:r>
         <w:pict w14:anchorId="39718CD3">
-          <v:rect id="_x0000_i1064" style="width:0;height:1.5pt" o:hralign="center" o:hrstd="t" o:hr="t" fillcolor="#a0a0a0" stroked="f"/>
+          <v:rect id="_x0000_i1028" style="width:0;height:1.5pt" o:hralign="center" o:hrstd="t" o:hr="t" fillcolor="#a0a0a0" stroked="f"/>
         </w:pict>
       </w:r>
     </w:p>
@@ -1688,6 +1681,7 @@
         </w:numPr>
       </w:pPr>
       <w:r>
+        <w:lastRenderedPageBreak/>
         <w:t>Choix du statut GAEC et rédaction des statuts</w:t>
       </w:r>
     </w:p>
@@ -1747,9 +1741,75 @@
     </w:p>
     <w:p/>
     <w:p/>
+    <w:p/>
+    <w:p/>
+    <w:p/>
+    <w:p/>
+    <w:p/>
+    <w:p/>
+    <w:p/>
+    <w:p/>
+    <w:p/>
+    <w:p/>
+    <w:p/>
+    <w:p/>
+    <w:p>
+      <w:r>
+        <w:lastRenderedPageBreak/>
+        <w:drawing>
+          <wp:inline distT="0" distB="0" distL="0" distR="0" wp14:anchorId="56B5A39F" wp14:editId="64654FA2">
+            <wp:extent cx="7772400" cy="6432550"/>
+            <wp:effectExtent l="0" t="0" r="0" b="6350"/>
+            <wp:docPr id="6" name="Image 5">
+              <a:extLst xmlns:a="http://schemas.openxmlformats.org/drawingml/2006/main">
+                <a:ext uri="{FF2B5EF4-FFF2-40B4-BE49-F238E27FC236}">
+                  <a16:creationId xmlns:a16="http://schemas.microsoft.com/office/drawing/2014/main" id="{9F22549D-6851-300D-4898-6A0748F8D9A9}"/>
+                </a:ext>
+              </a:extLst>
+            </wp:docPr>
+            <wp:cNvGraphicFramePr>
+              <a:graphicFrameLocks xmlns:a="http://schemas.openxmlformats.org/drawingml/2006/main" noChangeAspect="1"/>
+            </wp:cNvGraphicFramePr>
+            <a:graphic xmlns:a="http://schemas.openxmlformats.org/drawingml/2006/main">
+              <a:graphicData uri="http://schemas.openxmlformats.org/drawingml/2006/picture">
+                <pic:pic xmlns:pic="http://schemas.openxmlformats.org/drawingml/2006/picture">
+                  <pic:nvPicPr>
+                    <pic:cNvPr id="6" name="Image 5">
+                      <a:extLst>
+                        <a:ext uri="{FF2B5EF4-FFF2-40B4-BE49-F238E27FC236}">
+                          <a16:creationId xmlns:a16="http://schemas.microsoft.com/office/drawing/2014/main" id="{9F22549D-6851-300D-4898-6A0748F8D9A9}"/>
+                        </a:ext>
+                      </a:extLst>
+                    </pic:cNvPr>
+                    <pic:cNvPicPr>
+                      <a:picLocks noChangeAspect="1"/>
+                    </pic:cNvPicPr>
+                  </pic:nvPicPr>
+                  <pic:blipFill>
+                    <a:blip r:embed="rId6"/>
+                    <a:stretch>
+                      <a:fillRect/>
+                    </a:stretch>
+                  </pic:blipFill>
+                  <pic:spPr>
+                    <a:xfrm>
+                      <a:off x="0" y="0"/>
+                      <a:ext cx="7772400" cy="6432550"/>
+                    </a:xfrm>
+                    <a:prstGeom prst="rect">
+                      <a:avLst/>
+                    </a:prstGeom>
+                  </pic:spPr>
+                </pic:pic>
+              </a:graphicData>
+            </a:graphic>
+          </wp:inline>
+        </w:drawing>
+      </w:r>
+    </w:p>
     <w:sectPr>
       <w:pgSz w:w="12240" w:h="15840"/>
-      <w:pgMar w:top="1440" w:right="1440" w:bottom="1440" w:left="1440" w:header="720" w:footer="720" w:gutter="0"/>
+      <w:pgMar w:top="17" w:right="0" w:bottom="0" w:left="0" w:header="720" w:footer="720" w:gutter="0"/>
       <w:cols w:space="720"/>
       <w:docGrid w:linePitch="360"/>
     </w:sectPr>
